--- a/交付成果/第三轮修订版/第三轮8周版/读书会01_禅修入门与基础_8周资料包（第三版修订）/Word版_20260922_2253/第7周_经行与四威仪日常正念_学员版.docx
+++ b/交付成果/第三轮修订版/第三轮8周版/读书会01_禅修入门与基础_8周资料包（第三版修订）/Word版_20260922_2253/第7周_经行与四威仪日常正念_学员版.docx
@@ -1307,7 +1307,7 @@
         <w:rPr>
           <w:sz w:val="21"/>
         </w:rPr>
-        <w:t>很多人提到，比如修马哈西禅法的人说要有标记，其实马哈西西亚多早期的开示（当然我看不懂缅文）里面，我相信马哈西亚多没有要求标记，他说你不一定去用什么样的语言。当然，我们不是用马哈西的这种方法，但是念知都是一样的，念知并不是马哈西西亚多创造的。有些人说修过马哈西，用标记，建议你别用标记。</w:t>
+        <w:t>很多人提到，比如修马哈希禅法的人说要有标记，其实马哈希西亚多早期的开示（当然我看不懂缅文）里面，我相信马哈希亚多没有要求标记，他说你不一定去用什么样的语言。当然，我们不是用马哈希的这种方法，但是念知都是一样的，念知并不是马哈希西亚多创造的。有些人说修过马哈希，用标记，建议你别用标记。</w:t>
       </w:r>
     </w:p>
     <w:p>
